--- a/texte.docx
+++ b/texte.docx
@@ -2,10 +2,84 @@
 <file path=word/document.xml><?xml version="1.0" encoding="utf-8"?>
 <w:document xmlns:wpc="http://schemas.microsoft.com/office/word/2010/wordprocessingCanvas" xmlns:cx="http://schemas.microsoft.com/office/drawing/2014/chartex" xmlns:cx1="http://schemas.microsoft.com/office/drawing/2015/9/8/chartex" xmlns:cx2="http://schemas.microsoft.com/office/drawing/2015/10/21/chartex" xmlns:cx3="http://schemas.microsoft.com/office/drawing/2016/5/9/chartex" xmlns:cx4="http://schemas.microsoft.com/office/drawing/2016/5/10/chartex" xmlns:cx5="http://schemas.microsoft.com/office/drawing/2016/5/11/chartex" xmlns:cx6="http://schemas.microsoft.com/office/drawing/2016/5/12/chartex" xmlns:cx7="http://schemas.microsoft.com/office/drawing/2016/5/13/chartex" xmlns:cx8="http://schemas.microsoft.com/office/drawing/2016/5/14/chartex" xmlns:mc="http://schemas.openxmlformats.org/markup-compatibility/2006" xmlns:aink="http://schemas.microsoft.com/office/drawing/2016/ink" xmlns:am3d="http://schemas.microsoft.com/office/drawing/2017/model3d" xmlns:o="urn:schemas-microsoft-com:office:office" xmlns:oel="http://schemas.microsoft.com/office/2019/extlst" xmlns:r="http://schemas.openxmlformats.org/officeDocument/2006/relationships" xmlns:m="http://schemas.openxmlformats.org/officeDocument/2006/math" xmlns:v="urn:schemas-microsoft-com:vml" xmlns:wp14="http://schemas.microsoft.com/office/word/2010/wordprocessingDrawing" xmlns:wp="http://schemas.openxmlformats.org/drawingml/2006/wordprocessingDrawing" xmlns:w10="urn:schemas-microsoft-com:office:word" xmlns:w="http://schemas.openxmlformats.org/wordprocessingml/2006/main" xmlns:w14="http://schemas.microsoft.com/office/word/2010/wordml" xmlns:w15="http://schemas.microsoft.com/office/word/2012/wordml" xmlns:w16cex="http://schemas.microsoft.com/office/word/2018/wordml/cex" xmlns:w16cid="http://schemas.microsoft.com/office/word/2016/wordml/cid" xmlns:w16="http://schemas.microsoft.com/office/word/2018/wordml" xmlns:w16du="http://schemas.microsoft.com/office/word/2023/wordml/word16du" xmlns:w16sdtdh="http://schemas.microsoft.com/office/word/2020/wordml/sdtdatahash" xmlns:w16sdtfl="http://schemas.microsoft.com/office/word/2024/wordml/sdtformatlock" xmlns:w16se="http://schemas.microsoft.com/office/word/2015/wordml/symex" xmlns:wpg="http://schemas.microsoft.com/office/word/2010/wordprocessingGroup" xmlns:wpi="http://schemas.microsoft.com/office/word/2010/wordprocessingInk" xmlns:wne="http://schemas.microsoft.com/office/word/2006/wordml" xmlns:wps="http://schemas.microsoft.com/office/word/2010/wordprocessingShape" mc:Ignorable="w14 w15 w16se w16cid w16 w16cex w16sdtdh w16sdtfl w16du wp14">
   <w:body>
+    <w:p>
+      <w:r>
+        <w:t xml:space="preserve">Erleben </w:t>
+      </w:r>
+      <w:proofErr w:type="spellStart"/>
+      <w:proofErr w:type="gramStart"/>
+      <w:r>
+        <w:t>Schüler:innen</w:t>
+      </w:r>
+      <w:proofErr w:type="spellEnd"/>
+      <w:proofErr w:type="gramEnd"/>
+      <w:r>
+        <w:t xml:space="preserve"> mit psychischen Verhaltensauffälligkeiten mehr Einsamkeit in der Schule (im Vergleich zu </w:t>
+      </w:r>
+      <w:proofErr w:type="spellStart"/>
+      <w:proofErr w:type="gramStart"/>
+      <w:r>
+        <w:t>Schüler:innen</w:t>
+      </w:r>
+      <w:proofErr w:type="spellEnd"/>
+      <w:proofErr w:type="gramEnd"/>
+      <w:r>
+        <w:t xml:space="preserve"> </w:t>
+      </w:r>
+      <w:r>
+        <w:t>ohne</w:t>
+      </w:r>
+      <w:r>
+        <w:t xml:space="preserve"> psychischen Verhaltensauffälligkeiten</w:t>
+      </w:r>
+      <w:r>
+        <w:t>)?</w:t>
+      </w:r>
+    </w:p>
+    <w:p>
+      <w:r>
+        <w:t>Formulieren Sie die Nullhypothese und die gerichtete Alternativhypothese.</w:t>
+      </w:r>
+    </w:p>
+    <w:p>
+      <w:r>
+        <w:t xml:space="preserve">Visualisieren Sie den Unterschied zwischen den Gruppen mit </w:t>
+      </w:r>
+      <w:proofErr w:type="spellStart"/>
+      <w:r>
+        <w:t>Violin</w:t>
+      </w:r>
+      <w:proofErr w:type="spellEnd"/>
+      <w:r>
+        <w:t>-Boxplots (mit Datenpunkten).</w:t>
+      </w:r>
+    </w:p>
+    <w:p>
+      <w:r>
+        <w:t>Machen Sie den t-Test.</w:t>
+      </w:r>
+    </w:p>
     <w:p/>
     <w:p/>
     <w:p>
       <w:r>
+        <w:t>Fragestellung: Ist der mittlere IQ der Stichprobe größer als 100?</w:t>
+      </w:r>
+    </w:p>
+    <w:p/>
+    <w:p>
+      <w:r>
+        <w:t>Nullhypothese: IQ = 100</w:t>
+      </w:r>
+    </w:p>
+    <w:p>
+      <w:r>
+        <w:t>Alternativhypothese: IQ &gt; 100</w:t>
+      </w:r>
+    </w:p>
+    <w:p/>
+    <w:p>
+      <w:r>
         <w:t>Erste Analyse</w:t>
       </w:r>
     </w:p>
@@ -17,6 +91,7 @@
         <w:t xml:space="preserve">Ich werde von </w:t>
       </w:r>
       <w:proofErr w:type="spellStart"/>
+      <w:proofErr w:type="gramStart"/>
       <w:r>
         <w:t>Lehrer</w:t>
       </w:r>
@@ -27,6 +102,7 @@
         <w:t>innen</w:t>
       </w:r>
       <w:proofErr w:type="spellEnd"/>
+      <w:proofErr w:type="gramEnd"/>
       <w:r>
         <w:t>/Dozierenden rassistisch beleidigt</w:t>
       </w:r>
@@ -256,7 +332,35 @@
         <w:rPr>
           <w:lang w:val="en-US"/>
         </w:rPr>
-        <w:t xml:space="preserve"> with counts and percentages using count() and mutate()</w:t>
+        <w:t xml:space="preserve"> with counts and percentages using </w:t>
+      </w:r>
+      <w:proofErr w:type="gramStart"/>
+      <w:r>
+        <w:rPr>
+          <w:lang w:val="en-US"/>
+        </w:rPr>
+        <w:t>count(</w:t>
+      </w:r>
+      <w:proofErr w:type="gramEnd"/>
+      <w:r>
+        <w:rPr>
+          <w:lang w:val="en-US"/>
+        </w:rPr>
+        <w:t xml:space="preserve">) and </w:t>
+      </w:r>
+      <w:proofErr w:type="gramStart"/>
+      <w:r>
+        <w:rPr>
+          <w:lang w:val="en-US"/>
+        </w:rPr>
+        <w:t>mutate(</w:t>
+      </w:r>
+      <w:proofErr w:type="gramEnd"/>
+      <w:r>
+        <w:rPr>
+          <w:lang w:val="en-US"/>
+        </w:rPr>
+        <w:t>)</w:t>
       </w:r>
     </w:p>
     <w:p>
@@ -275,6 +379,7 @@
           <w:bCs/>
           <w:lang w:val="en-US"/>
         </w:rPr>
+        <w:lastRenderedPageBreak/>
         <w:t>Create a bar plot</w:t>
       </w:r>
       <w:r>
@@ -288,14 +393,28 @@
         <w:rPr>
           <w:lang w:val="en-US"/>
         </w:rPr>
-        <w:t>geom_bar</w:t>
+        <w:t>geom_</w:t>
+      </w:r>
+      <w:proofErr w:type="gramStart"/>
+      <w:r>
+        <w:rPr>
+          <w:lang w:val="en-US"/>
+        </w:rPr>
+        <w:t>bar</w:t>
       </w:r>
       <w:proofErr w:type="spellEnd"/>
       <w:r>
         <w:rPr>
           <w:lang w:val="en-US"/>
         </w:rPr>
-        <w:t>() with light blue fill</w:t>
+        <w:t>(</w:t>
+      </w:r>
+      <w:proofErr w:type="gramEnd"/>
+      <w:r>
+        <w:rPr>
+          <w:lang w:val="en-US"/>
+        </w:rPr>
+        <w:t>) with light blue fill</w:t>
       </w:r>
     </w:p>
     <w:p>
@@ -327,14 +446,28 @@
         <w:rPr>
           <w:lang w:val="en-US"/>
         </w:rPr>
-        <w:t>geom_text</w:t>
+        <w:t>geom_</w:t>
+      </w:r>
+      <w:proofErr w:type="gramStart"/>
+      <w:r>
+        <w:rPr>
+          <w:lang w:val="en-US"/>
+        </w:rPr>
+        <w:t>text</w:t>
       </w:r>
       <w:proofErr w:type="spellEnd"/>
       <w:r>
         <w:rPr>
           <w:lang w:val="en-US"/>
         </w:rPr>
-        <w:t>()</w:t>
+        <w:t>(</w:t>
+      </w:r>
+      <w:proofErr w:type="gramEnd"/>
+      <w:r>
+        <w:rPr>
+          <w:lang w:val="en-US"/>
+        </w:rPr>
+        <w:t>)</w:t>
       </w:r>
     </w:p>
     <w:p>
@@ -366,14 +499,28 @@
         <w:rPr>
           <w:lang w:val="en-US"/>
         </w:rPr>
-        <w:t>theme_minimal</w:t>
+        <w:t>theme_</w:t>
+      </w:r>
+      <w:proofErr w:type="gramStart"/>
+      <w:r>
+        <w:rPr>
+          <w:lang w:val="en-US"/>
+        </w:rPr>
+        <w:t>minimal</w:t>
       </w:r>
       <w:proofErr w:type="spellEnd"/>
       <w:r>
         <w:rPr>
           <w:lang w:val="en-US"/>
         </w:rPr>
-        <w:t>() and rotated x-axis labels</w:t>
+        <w:t>(</w:t>
+      </w:r>
+      <w:proofErr w:type="gramEnd"/>
+      <w:r>
+        <w:rPr>
+          <w:lang w:val="en-US"/>
+        </w:rPr>
+        <w:t>) and rotated x-axis labels</w:t>
       </w:r>
     </w:p>
     <w:p>
@@ -424,11 +571,19 @@
           <w:lang w:val="en-US"/>
         </w:rPr>
       </w:pPr>
-      <w:r>
-        <w:rPr>
-          <w:lang w:val="en-US"/>
-        </w:rPr>
-        <w:t>factor() ensures proper ordering of categories</w:t>
+      <w:proofErr w:type="gramStart"/>
+      <w:r>
+        <w:rPr>
+          <w:lang w:val="en-US"/>
+        </w:rPr>
+        <w:t>factor(</w:t>
+      </w:r>
+      <w:proofErr w:type="gramEnd"/>
+      <w:r>
+        <w:rPr>
+          <w:lang w:val="en-US"/>
+        </w:rPr>
+        <w:t>) ensures proper ordering of categories</w:t>
       </w:r>
     </w:p>
     <w:p>
@@ -509,6 +664,7 @@
         <w:t>Change fill = "</w:t>
       </w:r>
       <w:proofErr w:type="spellStart"/>
+      <w:proofErr w:type="gramStart"/>
       <w:r>
         <w:rPr>
           <w:lang w:val="en-US"/>
@@ -516,6 +672,7 @@
         <w:t>lightblue</w:t>
       </w:r>
       <w:proofErr w:type="spellEnd"/>
+      <w:proofErr w:type="gramEnd"/>
       <w:r>
         <w:rPr>
           <w:lang w:val="en-US"/>
@@ -537,7 +694,6 @@
         <w:rPr>
           <w:lang w:val="en-US"/>
         </w:rPr>
-        <w:lastRenderedPageBreak/>
         <w:t>Adjust size = 3.5 to make the percentage text larger or smaller</w:t>
       </w:r>
     </w:p>
@@ -593,28 +749,56 @@
         <w:rPr>
           <w:lang w:val="en-US"/>
         </w:rPr>
-        <w:t>theme_classic</w:t>
+        <w:t>theme_</w:t>
+      </w:r>
+      <w:proofErr w:type="gramStart"/>
+      <w:r>
+        <w:rPr>
+          <w:lang w:val="en-US"/>
+        </w:rPr>
+        <w:t>classic</w:t>
       </w:r>
       <w:proofErr w:type="spellEnd"/>
       <w:r>
         <w:rPr>
           <w:lang w:val="en-US"/>
         </w:rPr>
-        <w:t xml:space="preserve">(), </w:t>
+        <w:t>(</w:t>
+      </w:r>
+      <w:proofErr w:type="gramEnd"/>
+      <w:r>
+        <w:rPr>
+          <w:lang w:val="en-US"/>
+        </w:rPr>
+        <w:t xml:space="preserve">), </w:t>
       </w:r>
       <w:proofErr w:type="spellStart"/>
       <w:r>
         <w:rPr>
           <w:lang w:val="en-US"/>
         </w:rPr>
-        <w:t>theme_bw</w:t>
+        <w:t>theme_</w:t>
+      </w:r>
+      <w:proofErr w:type="gramStart"/>
+      <w:r>
+        <w:rPr>
+          <w:lang w:val="en-US"/>
+        </w:rPr>
+        <w:t>bw</w:t>
       </w:r>
       <w:proofErr w:type="spellEnd"/>
       <w:r>
         <w:rPr>
           <w:lang w:val="en-US"/>
         </w:rPr>
-        <w:t>())</w:t>
+        <w:t>(</w:t>
+      </w:r>
+      <w:proofErr w:type="gramEnd"/>
+      <w:r>
+        <w:rPr>
+          <w:lang w:val="en-US"/>
+        </w:rPr>
+        <w:t>))</w:t>
       </w:r>
     </w:p>
     <w:p>
@@ -725,6 +909,7 @@
     <w:p/>
     <w:p>
       <w:r>
+        <w:lastRenderedPageBreak/>
         <w:t>Die Wahrscheinlichkeit das Stichprobenergebnis (58%) oder ein noch extremeres Stichprobenergebnis (&gt;58%) zu beobachten, unter der Annahme, dass in der Grundgesamtheit</w:t>
       </w:r>
       <w:r>
